--- a/notes_23Jun2023.docx
+++ b/notes_23Jun2023.docx
@@ -51,7 +51,21 @@
         <w:rPr>
           <w:lang w:val="en-US"/>
         </w:rPr>
-        <w:t>public Product updateProduct(@PathVariable("id") Integer id, @RequestBody Product product)</w:t>
+        <w:t xml:space="preserve">public Product </w:t>
+      </w:r>
+      <w:proofErr w:type="spellStart"/>
+      <w:r>
+        <w:rPr>
+          <w:lang w:val="en-US"/>
+        </w:rPr>
+        <w:t>updateProduct</w:t>
+      </w:r>
+      <w:proofErr w:type="spellEnd"/>
+      <w:r>
+        <w:rPr>
+          <w:lang w:val="en-US"/>
+        </w:rPr>
+        <w:t>(@PathVariable("id") Integer id, @RequestBody Product product)</w:t>
       </w:r>
     </w:p>
     <w:p>
@@ -165,7 +179,51 @@
         <w:rPr>
           <w:lang w:val="en-US"/>
         </w:rPr>
-        <w:t>public interface BookRepository extend JpaRepository&lt;Book,Integer&gt;</w:t>
+        <w:t xml:space="preserve">public interface </w:t>
+      </w:r>
+      <w:proofErr w:type="spellStart"/>
+      <w:r>
+        <w:rPr>
+          <w:lang w:val="en-US"/>
+        </w:rPr>
+        <w:t>BookRepository</w:t>
+      </w:r>
+      <w:proofErr w:type="spellEnd"/>
+      <w:r>
+        <w:rPr>
+          <w:lang w:val="en-US"/>
+        </w:rPr>
+        <w:t xml:space="preserve"> extend </w:t>
+      </w:r>
+      <w:proofErr w:type="spellStart"/>
+      <w:r>
+        <w:rPr>
+          <w:lang w:val="en-US"/>
+        </w:rPr>
+        <w:t>JpaRepository</w:t>
+      </w:r>
+      <w:proofErr w:type="spellEnd"/>
+      <w:r>
+        <w:rPr>
+          <w:lang w:val="en-US"/>
+        </w:rPr>
+        <w:t>&lt;</w:t>
+      </w:r>
+      <w:proofErr w:type="spellStart"/>
+      <w:proofErr w:type="gramStart"/>
+      <w:r>
+        <w:rPr>
+          <w:lang w:val="en-US"/>
+        </w:rPr>
+        <w:t>Book,Integer</w:t>
+      </w:r>
+      <w:proofErr w:type="spellEnd"/>
+      <w:proofErr w:type="gramEnd"/>
+      <w:r>
+        <w:rPr>
+          <w:lang w:val="en-US"/>
+        </w:rPr>
+        <w:t>&gt;</w:t>
       </w:r>
     </w:p>
     <w:p>
@@ -192,7 +250,29 @@
           <w:lang w:val="en-US"/>
         </w:rPr>
         <w:tab/>
-        <w:t>public List&lt;Book&gt; findByName(String name);</w:t>
+        <w:t xml:space="preserve">public List&lt;Book&gt; </w:t>
+      </w:r>
+      <w:proofErr w:type="spellStart"/>
+      <w:proofErr w:type="gramStart"/>
+      <w:r>
+        <w:rPr>
+          <w:lang w:val="en-US"/>
+        </w:rPr>
+        <w:t>findByName</w:t>
+      </w:r>
+      <w:proofErr w:type="spellEnd"/>
+      <w:r>
+        <w:rPr>
+          <w:lang w:val="en-US"/>
+        </w:rPr>
+        <w:t>(</w:t>
+      </w:r>
+      <w:proofErr w:type="gramEnd"/>
+      <w:r>
+        <w:rPr>
+          <w:lang w:val="en-US"/>
+        </w:rPr>
+        <w:t>String name);</w:t>
       </w:r>
     </w:p>
     <w:p>
@@ -206,7 +286,29 @@
           <w:lang w:val="en-US"/>
         </w:rPr>
         <w:tab/>
-        <w:t>public List&lt;Book&gt; findByPrice(Double price);</w:t>
+        <w:t xml:space="preserve">public List&lt;Book&gt; </w:t>
+      </w:r>
+      <w:proofErr w:type="spellStart"/>
+      <w:proofErr w:type="gramStart"/>
+      <w:r>
+        <w:rPr>
+          <w:lang w:val="en-US"/>
+        </w:rPr>
+        <w:t>findByPrice</w:t>
+      </w:r>
+      <w:proofErr w:type="spellEnd"/>
+      <w:r>
+        <w:rPr>
+          <w:lang w:val="en-US"/>
+        </w:rPr>
+        <w:t>(</w:t>
+      </w:r>
+      <w:proofErr w:type="gramEnd"/>
+      <w:r>
+        <w:rPr>
+          <w:lang w:val="en-US"/>
+        </w:rPr>
+        <w:t>Double price);</w:t>
       </w:r>
     </w:p>
     <w:p>
@@ -220,7 +322,35 @@
           <w:lang w:val="en-US"/>
         </w:rPr>
         <w:tab/>
-        <w:t>@Query("from Book b where b.price between :from and :to")</w:t>
+        <w:t>@</w:t>
+      </w:r>
+      <w:proofErr w:type="gramStart"/>
+      <w:r>
+        <w:rPr>
+          <w:lang w:val="en-US"/>
+        </w:rPr>
+        <w:t>Query(</w:t>
+      </w:r>
+      <w:proofErr w:type="gramEnd"/>
+      <w:r>
+        <w:rPr>
+          <w:lang w:val="en-US"/>
+        </w:rPr>
+        <w:t xml:space="preserve">"from Book b where </w:t>
+      </w:r>
+      <w:proofErr w:type="spellStart"/>
+      <w:r>
+        <w:rPr>
+          <w:lang w:val="en-US"/>
+        </w:rPr>
+        <w:t>b.price</w:t>
+      </w:r>
+      <w:proofErr w:type="spellEnd"/>
+      <w:r>
+        <w:rPr>
+          <w:lang w:val="en-US"/>
+        </w:rPr>
+        <w:t xml:space="preserve"> between :from and :to")</w:t>
       </w:r>
     </w:p>
     <w:p>
@@ -234,7 +364,35 @@
           <w:lang w:val="en-US"/>
         </w:rPr>
         <w:tab/>
-        <w:t>public List&lt;Book&gt; findByRange(@Param("from")Double from, @Param("to")Double to);</w:t>
+        <w:t xml:space="preserve">public List&lt;Book&gt; </w:t>
+      </w:r>
+      <w:proofErr w:type="spellStart"/>
+      <w:r>
+        <w:rPr>
+          <w:lang w:val="en-US"/>
+        </w:rPr>
+        <w:t>findByRange</w:t>
+      </w:r>
+      <w:proofErr w:type="spellEnd"/>
+      <w:r>
+        <w:rPr>
+          <w:lang w:val="en-US"/>
+        </w:rPr>
+        <w:t>(@Param("from</w:t>
+      </w:r>
+      <w:proofErr w:type="gramStart"/>
+      <w:r>
+        <w:rPr>
+          <w:lang w:val="en-US"/>
+        </w:rPr>
+        <w:t>")Double</w:t>
+      </w:r>
+      <w:proofErr w:type="gramEnd"/>
+      <w:r>
+        <w:rPr>
+          <w:lang w:val="en-US"/>
+        </w:rPr>
+        <w:t xml:space="preserve"> from, @Param("to")Double to);</w:t>
       </w:r>
     </w:p>
     <w:p>
@@ -248,6 +406,84 @@
           <w:lang w:val="en-US"/>
         </w:rPr>
         <w:t>}</w:t>
+      </w:r>
+    </w:p>
+    <w:p>
+      <w:pPr>
+        <w:rPr>
+          <w:lang w:val="en-US"/>
+        </w:rPr>
+      </w:pPr>
+    </w:p>
+    <w:p>
+      <w:pPr>
+        <w:pBdr>
+          <w:bottom w:val="single" w:sz="6" w:space="1" w:color="auto"/>
+        </w:pBdr>
+        <w:rPr>
+          <w:lang w:val="en-US"/>
+        </w:rPr>
+      </w:pPr>
+    </w:p>
+    <w:p>
+      <w:pPr>
+        <w:rPr>
+          <w:lang w:val="en-US"/>
+        </w:rPr>
+      </w:pPr>
+      <w:r>
+        <w:rPr>
+          <w:lang w:val="en-US"/>
+        </w:rPr>
+        <w:br w:type="page"/>
+      </w:r>
+    </w:p>
+    <w:p>
+      <w:pPr>
+        <w:rPr>
+          <w:lang w:val="en-US"/>
+        </w:rPr>
+      </w:pPr>
+      <w:r>
+        <w:rPr>
+          <w:noProof/>
+        </w:rPr>
+        <w:lastRenderedPageBreak/>
+        <w:drawing>
+          <wp:inline distT="0" distB="0" distL="0" distR="0" wp14:anchorId="3859C55E" wp14:editId="6B677A6C">
+            <wp:extent cx="5731510" cy="3223895"/>
+            <wp:effectExtent l="0" t="0" r="2540" b="0"/>
+            <wp:docPr id="1" name="Picture 1"/>
+            <wp:cNvGraphicFramePr>
+              <a:graphicFrameLocks xmlns:a="http://schemas.openxmlformats.org/drawingml/2006/main" noChangeAspect="1"/>
+            </wp:cNvGraphicFramePr>
+            <a:graphic xmlns:a="http://schemas.openxmlformats.org/drawingml/2006/main">
+              <a:graphicData uri="http://schemas.openxmlformats.org/drawingml/2006/picture">
+                <pic:pic xmlns:pic="http://schemas.openxmlformats.org/drawingml/2006/picture">
+                  <pic:nvPicPr>
+                    <pic:cNvPr id="1" name=""/>
+                    <pic:cNvPicPr/>
+                  </pic:nvPicPr>
+                  <pic:blipFill>
+                    <a:blip r:embed="rId6"/>
+                    <a:stretch>
+                      <a:fillRect/>
+                    </a:stretch>
+                  </pic:blipFill>
+                  <pic:spPr>
+                    <a:xfrm>
+                      <a:off x="0" y="0"/>
+                      <a:ext cx="5731510" cy="3223895"/>
+                    </a:xfrm>
+                    <a:prstGeom prst="rect">
+                      <a:avLst/>
+                    </a:prstGeom>
+                  </pic:spPr>
+                </pic:pic>
+              </a:graphicData>
+            </a:graphic>
+          </wp:inline>
+        </w:drawing>
       </w:r>
     </w:p>
     <w:sectPr>
